--- a/fra/docx/32.content.docx
+++ b/fra/docx/32.content.docx
@@ -350,36 +350,24 @@
         </w:rPr>
         <w:t xml:space="preserve"> L’expression hébraïque traduite « jusqu’à moi » correspond littéralement à « à ma face ». La même expression est utilisée dans </w:t>
       </w:r>
-      <w:hyperlink r:id="rId15">
-        <w:r>
-          <w:rPr>
-            <w:lang w:val="fr_FR" w:bidi="fr_FR"/>
-          </w:rPr>
-          <w:rPr>
-            <w:color w:val="0000EE"/>
-            <w:u w:val="single"/>
-          </w:rPr>
-          <w:t>1.3</w:t>
-        </w:r>
-      </w:hyperlink>
+      <w:r>
+        <w:rPr>
+          <w:lang w:val="fr_FR" w:bidi="fr_FR"/>
+        </w:rPr>
+        <w:t>1.3</w:t>
+      </w:r>
       <w:r>
         <w:rPr>
           <w:lang w:val="fr_FR" w:bidi="fr_FR"/>
         </w:rPr>
         <w:t xml:space="preserve"> et </w:t>
       </w:r>
-      <w:hyperlink r:id="rId16">
-        <w:r>
-          <w:rPr>
-            <w:lang w:val="fr_FR" w:bidi="fr_FR"/>
-          </w:rPr>
-          <w:rPr>
-            <w:color w:val="0000EE"/>
-            <w:u w:val="single"/>
-          </w:rPr>
-          <w:t>1.5</w:t>
-        </w:r>
-      </w:hyperlink>
+      <w:r>
+        <w:rPr>
+          <w:lang w:val="fr_FR" w:bidi="fr_FR"/>
+        </w:rPr>
+        <w:t>1.5</w:t>
+      </w:r>
       <w:r>
         <w:rPr>
           <w:lang w:val="fr_FR" w:bidi="fr_FR"/>
@@ -1058,54 +1046,36 @@
         </w:rPr>
         <w:t xml:space="preserve"> Le mot hébreu traduit « mourir » [mourrons] est le même que celui qui est utilisé dans </w:t>
       </w:r>
-      <w:hyperlink r:id="rId17">
-        <w:r>
-          <w:rPr>
-            <w:lang w:val="fr_FR" w:bidi="fr_FR"/>
-          </w:rPr>
-          <w:rPr>
-            <w:color w:val="0000EE"/>
-            <w:u w:val="single"/>
-          </w:rPr>
-          <w:t>1.14</w:t>
-        </w:r>
-      </w:hyperlink>
+      <w:r>
+        <w:rPr>
+          <w:lang w:val="fr_FR" w:bidi="fr_FR"/>
+        </w:rPr>
+        <w:t>1.14</w:t>
+      </w:r>
       <w:r>
         <w:rPr>
           <w:lang w:val="fr_FR" w:bidi="fr_FR"/>
         </w:rPr>
         <w:t xml:space="preserve">, </w:t>
       </w:r>
-      <w:hyperlink r:id="rId18">
-        <w:r>
-          <w:rPr>
-            <w:lang w:val="fr_FR" w:bidi="fr_FR"/>
-          </w:rPr>
-          <w:rPr>
-            <w:color w:val="0000EE"/>
-            <w:u w:val="single"/>
-          </w:rPr>
-          <w:t>3.9</w:t>
-        </w:r>
-      </w:hyperlink>
+      <w:r>
+        <w:rPr>
+          <w:lang w:val="fr_FR" w:bidi="fr_FR"/>
+        </w:rPr>
+        <w:t>3.9</w:t>
+      </w:r>
       <w:r>
         <w:rPr>
           <w:lang w:val="fr_FR" w:bidi="fr_FR"/>
         </w:rPr>
         <w:t xml:space="preserve"> et </w:t>
       </w:r>
-      <w:hyperlink r:id="rId19">
-        <w:r>
-          <w:rPr>
-            <w:lang w:val="fr_FR" w:bidi="fr_FR"/>
-          </w:rPr>
-          <w:rPr>
-            <w:color w:val="0000EE"/>
-            <w:u w:val="single"/>
-          </w:rPr>
-          <w:t>4.10</w:t>
-        </w:r>
-      </w:hyperlink>
+      <w:r>
+        <w:rPr>
+          <w:lang w:val="fr_FR" w:bidi="fr_FR"/>
+        </w:rPr>
+        <w:t>4.10</w:t>
+      </w:r>
       <w:r>
         <w:rPr>
           <w:lang w:val="fr_FR" w:bidi="fr_FR"/>
@@ -1544,54 +1514,36 @@
         </w:rPr>
         <w:t xml:space="preserve"> Le mot hébreu traduit « mourir » ici est le même que celui qui est utilisé dans </w:t>
       </w:r>
-      <w:hyperlink r:id="rId20">
-        <w:r>
-          <w:rPr>
-            <w:lang w:val="fr_FR" w:bidi="fr_FR"/>
-          </w:rPr>
-          <w:rPr>
-            <w:color w:val="0000EE"/>
-            <w:u w:val="single"/>
-          </w:rPr>
-          <w:t>1.6</w:t>
-        </w:r>
-      </w:hyperlink>
+      <w:r>
+        <w:rPr>
+          <w:lang w:val="fr_FR" w:bidi="fr_FR"/>
+        </w:rPr>
+        <w:t>1.6</w:t>
+      </w:r>
       <w:r>
         <w:rPr>
           <w:lang w:val="fr_FR" w:bidi="fr_FR"/>
         </w:rPr>
         <w:t xml:space="preserve">, </w:t>
       </w:r>
-      <w:hyperlink r:id="rId18">
-        <w:r>
-          <w:rPr>
-            <w:lang w:val="fr_FR" w:bidi="fr_FR"/>
-          </w:rPr>
-          <w:rPr>
-            <w:color w:val="0000EE"/>
-            <w:u w:val="single"/>
-          </w:rPr>
-          <w:t>3.9</w:t>
-        </w:r>
-      </w:hyperlink>
+      <w:r>
+        <w:rPr>
+          <w:lang w:val="fr_FR" w:bidi="fr_FR"/>
+        </w:rPr>
+        <w:t>3.9</w:t>
+      </w:r>
       <w:r>
         <w:rPr>
           <w:lang w:val="fr_FR" w:bidi="fr_FR"/>
         </w:rPr>
         <w:t xml:space="preserve"> et </w:t>
       </w:r>
-      <w:hyperlink r:id="rId19">
-        <w:r>
-          <w:rPr>
-            <w:lang w:val="fr_FR" w:bidi="fr_FR"/>
-          </w:rPr>
-          <w:rPr>
-            <w:color w:val="0000EE"/>
-            <w:u w:val="single"/>
-          </w:rPr>
-          <w:t>4.10</w:t>
-        </w:r>
-      </w:hyperlink>
+      <w:r>
+        <w:rPr>
+          <w:lang w:val="fr_FR" w:bidi="fr_FR"/>
+        </w:rPr>
+        <w:t>4.10</w:t>
+      </w:r>
       <w:r>
         <w:rPr>
           <w:lang w:val="fr_FR" w:bidi="fr_FR"/>
@@ -3278,18 +3230,12 @@
         </w:rPr>
         <w:t xml:space="preserve"> Le mot hébreu traduit « mauvaise » signifie éthiquement ou moralement mauvais. C’est un mot de la même famille que le mot traduit « méchanceté » dans </w:t>
       </w:r>
-      <w:hyperlink r:id="rId21">
-        <w:r>
-          <w:rPr>
-            <w:lang w:val="fr_FR" w:bidi="fr_FR"/>
-          </w:rPr>
-          <w:rPr>
-            <w:color w:val="0000EE"/>
-            <w:u w:val="single"/>
-          </w:rPr>
-          <w:t>1.2</w:t>
-        </w:r>
-      </w:hyperlink>
+      <w:r>
+        <w:rPr>
+          <w:lang w:val="fr_FR" w:bidi="fr_FR"/>
+        </w:rPr>
+        <w:t>1.2</w:t>
+      </w:r>
       <w:r>
         <w:rPr>
           <w:lang w:val="fr_FR" w:bidi="fr_FR"/>
@@ -3536,54 +3482,36 @@
         </w:rPr>
         <w:t xml:space="preserve"> Le mot hébreu traduit « détruire » [détruits] est le même que celui qui est utilisé dans </w:t>
       </w:r>
-      <w:hyperlink r:id="rId20">
-        <w:r>
-          <w:rPr>
-            <w:lang w:val="fr_FR" w:bidi="fr_FR"/>
-          </w:rPr>
-          <w:rPr>
-            <w:color w:val="0000EE"/>
-            <w:u w:val="single"/>
-          </w:rPr>
-          <w:t>1.6</w:t>
-        </w:r>
-      </w:hyperlink>
+      <w:r>
+        <w:rPr>
+          <w:lang w:val="fr_FR" w:bidi="fr_FR"/>
+        </w:rPr>
+        <w:t>1.6</w:t>
+      </w:r>
       <w:r>
         <w:rPr>
           <w:lang w:val="fr_FR" w:bidi="fr_FR"/>
         </w:rPr>
         <w:t xml:space="preserve">, </w:t>
       </w:r>
-      <w:hyperlink r:id="rId17">
-        <w:r>
-          <w:rPr>
-            <w:lang w:val="fr_FR" w:bidi="fr_FR"/>
-          </w:rPr>
-          <w:rPr>
-            <w:color w:val="0000EE"/>
-            <w:u w:val="single"/>
-          </w:rPr>
-          <w:t>1.14</w:t>
-        </w:r>
-      </w:hyperlink>
+      <w:r>
+        <w:rPr>
+          <w:lang w:val="fr_FR" w:bidi="fr_FR"/>
+        </w:rPr>
+        <w:t>1.14</w:t>
+      </w:r>
       <w:r>
         <w:rPr>
           <w:lang w:val="fr_FR" w:bidi="fr_FR"/>
         </w:rPr>
         <w:t xml:space="preserve"> et </w:t>
       </w:r>
-      <w:hyperlink r:id="rId19">
-        <w:r>
-          <w:rPr>
-            <w:lang w:val="fr_FR" w:bidi="fr_FR"/>
-          </w:rPr>
-          <w:rPr>
-            <w:color w:val="0000EE"/>
-            <w:u w:val="single"/>
-          </w:rPr>
-          <w:t>4.10</w:t>
-        </w:r>
-      </w:hyperlink>
+      <w:r>
+        <w:rPr>
+          <w:lang w:val="fr_FR" w:bidi="fr_FR"/>
+        </w:rPr>
+        <w:t>4.10</w:t>
+      </w:r>
       <w:r>
         <w:rPr>
           <w:lang w:val="fr_FR" w:bidi="fr_FR"/>
@@ -3734,18 +3662,12 @@
         </w:rPr>
         <w:t xml:space="preserve"> Le mot hébreu traduit « mauvaise » signifie éthiquement ou moralement mauvais. C’est un mot de la même famille que le mot traduit « méchanceté » dans </w:t>
       </w:r>
-      <w:hyperlink r:id="rId21">
-        <w:r>
-          <w:rPr>
-            <w:lang w:val="fr_FR" w:bidi="fr_FR"/>
-          </w:rPr>
-          <w:rPr>
-            <w:color w:val="0000EE"/>
-            <w:u w:val="single"/>
-          </w:rPr>
-          <w:t>1.2</w:t>
-        </w:r>
-      </w:hyperlink>
+      <w:r>
+        <w:rPr>
+          <w:lang w:val="fr_FR" w:bidi="fr_FR"/>
+        </w:rPr>
+        <w:t>1.2</w:t>
+      </w:r>
       <w:r>
         <w:rPr>
           <w:lang w:val="fr_FR" w:bidi="fr_FR"/>
@@ -3992,36 +3914,24 @@
         </w:rPr>
         <w:t xml:space="preserve"> Le verbe hébreu traduit « fais-tu bien » décrit une action juste d’un point de vue éthique et moral. Ce verbe est de la même famille que le mot traduit « mieux » dans </w:t>
       </w:r>
-      <w:hyperlink r:id="rId22">
-        <w:r>
-          <w:rPr>
-            <w:lang w:val="fr_FR" w:bidi="fr_FR"/>
-          </w:rPr>
-          <w:rPr>
-            <w:color w:val="0000EE"/>
-            <w:u w:val="single"/>
-          </w:rPr>
-          <w:t>4.3</w:t>
-        </w:r>
-      </w:hyperlink>
+      <w:r>
+        <w:rPr>
+          <w:lang w:val="fr_FR" w:bidi="fr_FR"/>
+        </w:rPr>
+        <w:t>4.3</w:t>
+      </w:r>
       <w:r>
         <w:rPr>
           <w:lang w:val="fr_FR" w:bidi="fr_FR"/>
         </w:rPr>
         <w:t xml:space="preserve"> et </w:t>
       </w:r>
-      <w:hyperlink r:id="rId23">
-        <w:r>
-          <w:rPr>
-            <w:lang w:val="fr_FR" w:bidi="fr_FR"/>
-          </w:rPr>
-          <w:rPr>
-            <w:color w:val="0000EE"/>
-            <w:u w:val="single"/>
-          </w:rPr>
-          <w:t>4.8</w:t>
-        </w:r>
-      </w:hyperlink>
+      <w:r>
+        <w:rPr>
+          <w:lang w:val="fr_FR" w:bidi="fr_FR"/>
+        </w:rPr>
+        <w:t>4.8</w:t>
+      </w:r>
       <w:r>
         <w:rPr>
           <w:lang w:val="fr_FR" w:bidi="fr_FR"/>
@@ -4124,18 +4034,12 @@
         </w:rPr>
         <w:t xml:space="preserve"> Le mot hébreu traduit « faire pousser » peut être traduit de diverses façons en français : « faire venir », « faire intervenir », « préparer », « désigner ». L’idée est que Dieu est la cause de la présence et de la croissance de la plante, qui est spécifiquement là pour faire de l’ombre à Jonas (tout comme le poisson pour l’avaler dans </w:t>
       </w:r>
-      <w:hyperlink r:id="rId24">
-        <w:r>
-          <w:rPr>
-            <w:lang w:val="fr_FR" w:bidi="fr_FR"/>
-          </w:rPr>
-          <w:rPr>
-            <w:color w:val="0000EE"/>
-            <w:u w:val="single"/>
-          </w:rPr>
-          <w:t>2.1</w:t>
-        </w:r>
-      </w:hyperlink>
+      <w:r>
+        <w:rPr>
+          <w:lang w:val="fr_FR" w:bidi="fr_FR"/>
+        </w:rPr>
+        <w:t>2.1</w:t>
+      </w:r>
       <w:r>
         <w:rPr>
           <w:lang w:val="fr_FR" w:bidi="fr_FR"/>
@@ -4334,36 +4238,24 @@
         </w:rPr>
         <w:t xml:space="preserve"> Le mot hébreu traduit « faire venir » peut être traduit de diverses autres façons en français : « préparer », « envoyer », « désigner ». L’idée est que Dieu est la cause de la présence du ver, qui est spécifiquement là pour faire mourir la plante (tout comme la plante pour donner de l’ombre à Jonas dans </w:t>
       </w:r>
-      <w:hyperlink r:id="rId25">
-        <w:r>
-          <w:rPr>
-            <w:lang w:val="fr_FR" w:bidi="fr_FR"/>
-          </w:rPr>
-          <w:rPr>
-            <w:color w:val="0000EE"/>
-            <w:u w:val="single"/>
-          </w:rPr>
-          <w:t>2.6</w:t>
-        </w:r>
-      </w:hyperlink>
+      <w:r>
+        <w:rPr>
+          <w:lang w:val="fr_FR" w:bidi="fr_FR"/>
+        </w:rPr>
+        <w:t>2.6</w:t>
+      </w:r>
       <w:r>
         <w:rPr>
           <w:lang w:val="fr_FR" w:bidi="fr_FR"/>
         </w:rPr>
         <w:t xml:space="preserve"> et le poisson pour l’avaler dans </w:t>
       </w:r>
-      <w:hyperlink r:id="rId24">
-        <w:r>
-          <w:rPr>
-            <w:lang w:val="fr_FR" w:bidi="fr_FR"/>
-          </w:rPr>
-          <w:rPr>
-            <w:color w:val="0000EE"/>
-            <w:u w:val="single"/>
-          </w:rPr>
-          <w:t>2.1</w:t>
-        </w:r>
-      </w:hyperlink>
+      <w:r>
+        <w:rPr>
+          <w:lang w:val="fr_FR" w:bidi="fr_FR"/>
+        </w:rPr>
+        <w:t>2.1</w:t>
+      </w:r>
       <w:r>
         <w:rPr>
           <w:lang w:val="fr_FR" w:bidi="fr_FR"/>
@@ -4658,18 +4550,12 @@
         </w:rPr>
         <w:t xml:space="preserve"> Le mot hébreu traduit « s’affaiblit » décrit l’affaiblissement du corps, en général en raison d’un manque de nourriture ou de boisson. Le mot hébreu traduit « sans force » dans </w:t>
       </w:r>
-      <w:hyperlink r:id="rId26">
-        <w:r>
-          <w:rPr>
-            <w:lang w:val="fr_FR" w:bidi="fr_FR"/>
-          </w:rPr>
-          <w:rPr>
-            <w:color w:val="0000EE"/>
-            <w:u w:val="single"/>
-          </w:rPr>
-          <w:t>2.8</w:t>
-        </w:r>
-      </w:hyperlink>
+      <w:r>
+        <w:rPr>
+          <w:lang w:val="fr_FR" w:bidi="fr_FR"/>
+        </w:rPr>
+        <w:t>2.8</w:t>
+      </w:r>
       <w:r>
         <w:rPr>
           <w:lang w:val="fr_FR" w:bidi="fr_FR"/>
@@ -4772,36 +4658,24 @@
         </w:rPr>
         <w:t xml:space="preserve"> Le verbe hébreu traduit « fais-tu bien » décrit une action juste d’un point de vue éthique et moral. Ce verbe est de la même famille que le mot traduit « mieux » dans </w:t>
       </w:r>
-      <w:hyperlink r:id="rId22">
-        <w:r>
-          <w:rPr>
-            <w:lang w:val="fr_FR" w:bidi="fr_FR"/>
-          </w:rPr>
-          <w:rPr>
-            <w:color w:val="0000EE"/>
-            <w:u w:val="single"/>
-          </w:rPr>
-          <w:t>4.3</w:t>
-        </w:r>
-      </w:hyperlink>
+      <w:r>
+        <w:rPr>
+          <w:lang w:val="fr_FR" w:bidi="fr_FR"/>
+        </w:rPr>
+        <w:t>4.3</w:t>
+      </w:r>
       <w:r>
         <w:rPr>
           <w:lang w:val="fr_FR" w:bidi="fr_FR"/>
         </w:rPr>
         <w:t xml:space="preserve"> et </w:t>
       </w:r>
-      <w:hyperlink r:id="rId23">
-        <w:r>
-          <w:rPr>
-            <w:lang w:val="fr_FR" w:bidi="fr_FR"/>
-          </w:rPr>
-          <w:rPr>
-            <w:color w:val="0000EE"/>
-            <w:u w:val="single"/>
-          </w:rPr>
-          <w:t>4.8</w:t>
-        </w:r>
-      </w:hyperlink>
+      <w:r>
+        <w:rPr>
+          <w:lang w:val="fr_FR" w:bidi="fr_FR"/>
+        </w:rPr>
+        <w:t>4.8</w:t>
+      </w:r>
       <w:r>
         <w:rPr>
           <w:lang w:val="fr_FR" w:bidi="fr_FR"/>
@@ -4856,36 +4730,24 @@
         </w:rPr>
         <w:t xml:space="preserve"> Le verbe hébreu traduit « fais bien » décrit une action juste d’un point de vue éthique et moral. Ce verbe est de la même famille que le mot traduit « mieux » dans </w:t>
       </w:r>
-      <w:hyperlink r:id="rId22">
-        <w:r>
-          <w:rPr>
-            <w:lang w:val="fr_FR" w:bidi="fr_FR"/>
-          </w:rPr>
-          <w:rPr>
-            <w:color w:val="0000EE"/>
-            <w:u w:val="single"/>
-          </w:rPr>
-          <w:t>4.3</w:t>
-        </w:r>
-      </w:hyperlink>
+      <w:r>
+        <w:rPr>
+          <w:lang w:val="fr_FR" w:bidi="fr_FR"/>
+        </w:rPr>
+        <w:t>4.3</w:t>
+      </w:r>
       <w:r>
         <w:rPr>
           <w:lang w:val="fr_FR" w:bidi="fr_FR"/>
         </w:rPr>
         <w:t xml:space="preserve"> et </w:t>
       </w:r>
-      <w:hyperlink r:id="rId23">
-        <w:r>
-          <w:rPr>
-            <w:lang w:val="fr_FR" w:bidi="fr_FR"/>
-          </w:rPr>
-          <w:rPr>
-            <w:color w:val="0000EE"/>
-            <w:u w:val="single"/>
-          </w:rPr>
-          <w:t>4.8</w:t>
-        </w:r>
-      </w:hyperlink>
+      <w:r>
+        <w:rPr>
+          <w:lang w:val="fr_FR" w:bidi="fr_FR"/>
+        </w:rPr>
+        <w:t>4.8</w:t>
+      </w:r>
       <w:r>
         <w:rPr>
           <w:lang w:val="fr_FR" w:bidi="fr_FR"/>
@@ -4988,54 +4850,36 @@
         </w:rPr>
         <w:t xml:space="preserve"> Le mot hébreu traduit « détruire » [détruit] est le même que celui qui est utilisé dans </w:t>
       </w:r>
-      <w:hyperlink r:id="rId20">
-        <w:r>
-          <w:rPr>
-            <w:lang w:val="fr_FR" w:bidi="fr_FR"/>
-          </w:rPr>
-          <w:rPr>
-            <w:color w:val="0000EE"/>
-            <w:u w:val="single"/>
-          </w:rPr>
-          <w:t>1.6</w:t>
-        </w:r>
-      </w:hyperlink>
+      <w:r>
+        <w:rPr>
+          <w:lang w:val="fr_FR" w:bidi="fr_FR"/>
+        </w:rPr>
+        <w:t>1.6</w:t>
+      </w:r>
       <w:r>
         <w:rPr>
           <w:lang w:val="fr_FR" w:bidi="fr_FR"/>
         </w:rPr>
         <w:t xml:space="preserve">, </w:t>
       </w:r>
-      <w:hyperlink r:id="rId17">
-        <w:r>
-          <w:rPr>
-            <w:lang w:val="fr_FR" w:bidi="fr_FR"/>
-          </w:rPr>
-          <w:rPr>
-            <w:color w:val="0000EE"/>
-            <w:u w:val="single"/>
-          </w:rPr>
-          <w:t>1.14</w:t>
-        </w:r>
-      </w:hyperlink>
+      <w:r>
+        <w:rPr>
+          <w:lang w:val="fr_FR" w:bidi="fr_FR"/>
+        </w:rPr>
+        <w:t>1.14</w:t>
+      </w:r>
       <w:r>
         <w:rPr>
           <w:lang w:val="fr_FR" w:bidi="fr_FR"/>
         </w:rPr>
         <w:t xml:space="preserve"> et </w:t>
       </w:r>
-      <w:hyperlink r:id="rId18">
-        <w:r>
-          <w:rPr>
-            <w:lang w:val="fr_FR" w:bidi="fr_FR"/>
-          </w:rPr>
-          <w:rPr>
-            <w:color w:val="0000EE"/>
-            <w:u w:val="single"/>
-          </w:rPr>
-          <w:t>3.9</w:t>
-        </w:r>
-      </w:hyperlink>
+      <w:r>
+        <w:rPr>
+          <w:lang w:val="fr_FR" w:bidi="fr_FR"/>
+        </w:rPr>
+        <w:t>3.9</w:t>
+      </w:r>
       <w:r>
         <w:rPr>
           <w:lang w:val="fr_FR" w:bidi="fr_FR"/>
